--- a/_Learn/Get/Get.zh-CN.docx
+++ b/_Learn/Get/Get.zh-CN.docx
@@ -34,7 +34,7 @@
           <w:szCs w:val="24"/>
         </w:rPr>
         <w:drawing>
-          <wp:anchor distT="0" distB="0" distL="114300" distR="114300" simplePos="0" relativeHeight="251665408" behindDoc="1" locked="0" layoutInCell="1" allowOverlap="1" wp14:anchorId="6A8EE687" wp14:editId="28650E6C">
+          <wp:anchor distT="0" distB="0" distL="114300" distR="114300" simplePos="0" relativeHeight="251665408" behindDoc="1" locked="0" layoutInCell="1" allowOverlap="1" wp14:anchorId="6A8EE687" wp14:editId="0D5B268F">
             <wp:simplePos x="0" y="0"/>
             <wp:positionH relativeFrom="column">
               <wp:posOffset>0</wp:posOffset>
@@ -1714,7 +1714,14 @@
         <w:rPr>
           <w:rFonts w:ascii="Aptos Narrow" w:hAnsi="Aptos Narrow"/>
         </w:rPr>
-        <w:t>Windows Server vNex</w:t>
+        <w:t xml:space="preserve">Windows Server </w:t>
+      </w:r>
+      <w:proofErr w:type="spellStart"/>
+      <w:r>
+        <w:rPr>
+          <w:rFonts w:ascii="Aptos Narrow" w:hAnsi="Aptos Narrow"/>
+        </w:rPr>
+        <w:t>vNex</w:t>
       </w:r>
       <w:r>
         <w:rPr>
@@ -1722,6 +1729,7 @@
         </w:rPr>
         <w:t>t</w:t>
       </w:r>
+      <w:proofErr w:type="spellEnd"/>
       <w:r>
         <w:rPr>
           <w:rFonts w:ascii="Aptos Narrow" w:hAnsi="Aptos Narrow"/>
@@ -2077,7 +2085,39 @@
           <w:rFonts w:ascii="Aptos Narrow" w:hAnsi="Aptos Narrow"/>
           <w:color w:val="70AD47" w:themeColor="accent6"/>
         </w:rPr>
-        <w:t>Set-ExecutionPolicy -ExecutionPolicy Bypass -Force</w:t>
+        <w:t>Set-</w:t>
+      </w:r>
+      <w:proofErr w:type="spellStart"/>
+      <w:r>
+        <w:rPr>
+          <w:rFonts w:ascii="Aptos Narrow" w:hAnsi="Aptos Narrow"/>
+          <w:color w:val="70AD47" w:themeColor="accent6"/>
+        </w:rPr>
+        <w:t>ExecutionPolicy</w:t>
+      </w:r>
+      <w:proofErr w:type="spellEnd"/>
+      <w:r>
+        <w:rPr>
+          <w:rFonts w:ascii="Aptos Narrow" w:hAnsi="Aptos Narrow"/>
+          <w:color w:val="70AD47" w:themeColor="accent6"/>
+        </w:rPr>
+        <w:t xml:space="preserve"> -</w:t>
+      </w:r>
+      <w:proofErr w:type="spellStart"/>
+      <w:r>
+        <w:rPr>
+          <w:rFonts w:ascii="Aptos Narrow" w:hAnsi="Aptos Narrow"/>
+          <w:color w:val="70AD47" w:themeColor="accent6"/>
+        </w:rPr>
+        <w:t>ExecutionPolicy</w:t>
+      </w:r>
+      <w:proofErr w:type="spellEnd"/>
+      <w:r>
+        <w:rPr>
+          <w:rFonts w:ascii="Aptos Narrow" w:hAnsi="Aptos Narrow"/>
+          <w:color w:val="70AD47" w:themeColor="accent6"/>
+        </w:rPr>
+        <w:t xml:space="preserve"> Bypass -Force</w:t>
       </w:r>
     </w:p>
     <w:p>
@@ -2194,13 +2234,27 @@
         <w:rPr>
           <w:rFonts w:ascii="Aptos Narrow" w:hAnsi="Aptos Narrow"/>
         </w:rPr>
-        <w:t>运行，或复制路径，粘贴到</w:t>
-      </w:r>
-      <w:r>
-        <w:rPr>
-          <w:rFonts w:ascii="Aptos Narrow" w:hAnsi="Aptos Narrow"/>
-        </w:rPr>
-        <w:t>“Terminal ”</w:t>
+        <w:t>运行，或复制路径，</w:t>
+      </w:r>
+      <w:proofErr w:type="gramStart"/>
+      <w:r>
+        <w:rPr>
+          <w:rFonts w:ascii="Aptos Narrow" w:hAnsi="Aptos Narrow"/>
+        </w:rPr>
+        <w:t>粘贴到</w:t>
+      </w:r>
+      <w:r>
+        <w:rPr>
+          <w:rFonts w:ascii="Aptos Narrow" w:hAnsi="Aptos Narrow"/>
+        </w:rPr>
+        <w:t>“</w:t>
+      </w:r>
+      <w:proofErr w:type="gramEnd"/>
+      <w:r>
+        <w:rPr>
+          <w:rFonts w:ascii="Aptos Narrow" w:hAnsi="Aptos Narrow"/>
+        </w:rPr>
+        <w:t>Terminal ”</w:t>
       </w:r>
       <w:r>
         <w:rPr>
@@ -2399,6 +2453,7 @@
         </w:rPr>
         <w:t>、</w:t>
       </w:r>
+      <w:proofErr w:type="spellStart"/>
       <w:r>
         <w:rPr>
           <w:rFonts w:ascii="Aptos Narrow" w:hAnsi="Aptos Narrow" w:hint="eastAsia"/>
@@ -2406,6 +2461,7 @@
         </w:rPr>
         <w:t>iwr</w:t>
       </w:r>
+      <w:proofErr w:type="spellEnd"/>
       <w:r>
         <w:rPr>
           <w:rFonts w:ascii="Aptos Narrow" w:hAnsi="Aptos Narrow" w:hint="eastAsia"/>
@@ -2417,8 +2473,17 @@
           <w:rFonts w:ascii="Aptos Narrow" w:hAnsi="Aptos Narrow" w:hint="eastAsia"/>
           <w:color w:val="70AD47" w:themeColor="accent6"/>
         </w:rPr>
-        <w:t>Invoke-WebRequest</w:t>
-      </w:r>
+        <w:t>Invoke-</w:t>
+      </w:r>
+      <w:proofErr w:type="spellStart"/>
+      <w:r>
+        <w:rPr>
+          <w:rFonts w:ascii="Aptos Narrow" w:hAnsi="Aptos Narrow" w:hint="eastAsia"/>
+          <w:color w:val="70AD47" w:themeColor="accent6"/>
+        </w:rPr>
+        <w:t>WebRequest</w:t>
+      </w:r>
+      <w:proofErr w:type="spellEnd"/>
       <w:r>
         <w:rPr>
           <w:rFonts w:ascii="Aptos Narrow" w:hAnsi="Aptos Narrow" w:hint="eastAsia"/>
@@ -2537,7 +2602,21 @@
           <w:color w:val="70AD47" w:themeColor="accent6"/>
         </w:rPr>
         <w:lastRenderedPageBreak/>
-        <w:t>curl https://fengyi.tel/lxps -O get.ps1; .\get.ps1;</w:t>
+        <w:t xml:space="preserve">curl https://fengyi.tel/lxps </w:t>
+      </w:r>
+      <w:r>
+        <w:rPr>
+          <w:rFonts w:ascii="Aptos Narrow" w:hAnsi="Aptos Narrow"/>
+          <w:color w:val="70AD47" w:themeColor="accent6"/>
+        </w:rPr>
+        <w:t>-o</w:t>
+      </w:r>
+      <w:r>
+        <w:rPr>
+          <w:rFonts w:ascii="Aptos Narrow" w:hAnsi="Aptos Narrow"/>
+          <w:color w:val="70AD47" w:themeColor="accent6"/>
+        </w:rPr>
+        <w:t xml:space="preserve"> get.ps1; .\get.ps1;</w:t>
       </w:r>
     </w:p>
     <w:p>
@@ -2551,12 +2630,35 @@
           <w:color w:val="70AD47" w:themeColor="accent6"/>
         </w:rPr>
       </w:pPr>
-      <w:r>
-        <w:rPr>
-          <w:rFonts w:ascii="Aptos Narrow" w:hAnsi="Aptos Narrow"/>
-          <w:color w:val="70AD47" w:themeColor="accent6"/>
-        </w:rPr>
-        <w:t>wget https://fengyi.tel/lxps -O get.ps1; .\get.ps1;</w:t>
+      <w:proofErr w:type="spellStart"/>
+      <w:r>
+        <w:rPr>
+          <w:rFonts w:ascii="Aptos Narrow" w:hAnsi="Aptos Narrow"/>
+          <w:color w:val="70AD47" w:themeColor="accent6"/>
+        </w:rPr>
+        <w:t>wget</w:t>
+      </w:r>
+      <w:proofErr w:type="spellEnd"/>
+      <w:r>
+        <w:rPr>
+          <w:rFonts w:ascii="Aptos Narrow" w:hAnsi="Aptos Narrow"/>
+          <w:color w:val="70AD47" w:themeColor="accent6"/>
+        </w:rPr>
+        <w:t xml:space="preserve"> https://fengyi.tel/lxps </w:t>
+      </w:r>
+      <w:r>
+        <w:rPr>
+          <w:rFonts w:ascii="Aptos Narrow" w:hAnsi="Aptos Narrow"/>
+          <w:color w:val="70AD47" w:themeColor="accent6"/>
+        </w:rPr>
+        <w:t>-o</w:t>
+      </w:r>
+      <w:r>
+        <w:rPr>
+          <w:rFonts w:ascii="Aptos Narrow" w:hAnsi="Aptos Narrow"/>
+          <w:color w:val="70AD47" w:themeColor="accent6"/>
+        </w:rPr>
+        <w:t xml:space="preserve"> get.ps1; .\get.ps1;</w:t>
       </w:r>
     </w:p>
     <w:p>
@@ -2570,19 +2672,42 @@
           <w:color w:val="70AD47" w:themeColor="accent6"/>
         </w:rPr>
       </w:pPr>
-      <w:r>
-        <w:rPr>
-          <w:rFonts w:ascii="Aptos Narrow" w:hAnsi="Aptos Narrow"/>
-          <w:color w:val="70AD47" w:themeColor="accent6"/>
-        </w:rPr>
-        <w:t>iwr https://fengyi.tel/lxps</w:t>
-      </w:r>
-      <w:r>
-        <w:rPr>
-          <w:rFonts w:ascii="Aptos Narrow" w:hAnsi="Aptos Narrow"/>
-          <w:color w:val="70AD47" w:themeColor="accent6"/>
-        </w:rPr>
-        <w:t xml:space="preserve"> -out get.ps1</w:t>
+      <w:proofErr w:type="spellStart"/>
+      <w:r>
+        <w:rPr>
+          <w:rFonts w:ascii="Aptos Narrow" w:hAnsi="Aptos Narrow"/>
+          <w:color w:val="70AD47" w:themeColor="accent6"/>
+        </w:rPr>
+        <w:t>iwr</w:t>
+      </w:r>
+      <w:proofErr w:type="spellEnd"/>
+      <w:r>
+        <w:rPr>
+          <w:rFonts w:ascii="Aptos Narrow" w:hAnsi="Aptos Narrow"/>
+          <w:color w:val="70AD47" w:themeColor="accent6"/>
+        </w:rPr>
+        <w:t xml:space="preserve"> https://fengyi.tel/lxps</w:t>
+      </w:r>
+      <w:r>
+        <w:rPr>
+          <w:rFonts w:ascii="Aptos Narrow" w:hAnsi="Aptos Narrow"/>
+          <w:color w:val="70AD47" w:themeColor="accent6"/>
+        </w:rPr>
+        <w:t xml:space="preserve"> </w:t>
+      </w:r>
+      <w:r>
+        <w:rPr>
+          <w:rFonts w:ascii="Aptos Narrow" w:hAnsi="Aptos Narrow"/>
+          <w:color w:val="70AD47" w:themeColor="accent6"/>
+        </w:rPr>
+        <w:t>-o</w:t>
+      </w:r>
+      <w:r>
+        <w:rPr>
+          <w:rFonts w:ascii="Aptos Narrow" w:hAnsi="Aptos Narrow"/>
+          <w:color w:val="70AD47" w:themeColor="accent6"/>
+        </w:rPr>
+        <w:t>ut get.ps1</w:t>
       </w:r>
       <w:r>
         <w:rPr>
@@ -2608,7 +2733,53 @@
           <w:rFonts w:ascii="Aptos Narrow" w:hAnsi="Aptos Narrow"/>
           <w:color w:val="70AD47" w:themeColor="accent6"/>
         </w:rPr>
-        <w:t>Invoke-WebRequest https://fengyi.tel/lxps -OutFile get.ps1; .\get.ps1;</w:t>
+        <w:t>Invoke-</w:t>
+      </w:r>
+      <w:proofErr w:type="spellStart"/>
+      <w:r>
+        <w:rPr>
+          <w:rFonts w:ascii="Aptos Narrow" w:hAnsi="Aptos Narrow"/>
+          <w:color w:val="70AD47" w:themeColor="accent6"/>
+        </w:rPr>
+        <w:t>WebRequest</w:t>
+      </w:r>
+      <w:proofErr w:type="spellEnd"/>
+      <w:r>
+        <w:rPr>
+          <w:rFonts w:ascii="Aptos Narrow" w:hAnsi="Aptos Narrow"/>
+          <w:color w:val="70AD47" w:themeColor="accent6"/>
+        </w:rPr>
+        <w:t xml:space="preserve"> https://fengyi.tel/lxps </w:t>
+      </w:r>
+      <w:r>
+        <w:rPr>
+          <w:rFonts w:ascii="Aptos Narrow" w:hAnsi="Aptos Narrow"/>
+          <w:color w:val="70AD47" w:themeColor="accent6"/>
+        </w:rPr>
+        <w:t>-</w:t>
+      </w:r>
+      <w:proofErr w:type="spellStart"/>
+      <w:r>
+        <w:rPr>
+          <w:rFonts w:ascii="Aptos Narrow" w:hAnsi="Aptos Narrow"/>
+          <w:color w:val="70AD47" w:themeColor="accent6"/>
+        </w:rPr>
+        <w:t>o</w:t>
+      </w:r>
+      <w:r>
+        <w:rPr>
+          <w:rFonts w:ascii="Aptos Narrow" w:hAnsi="Aptos Narrow"/>
+          <w:color w:val="70AD47" w:themeColor="accent6"/>
+        </w:rPr>
+        <w:t>utFile</w:t>
+      </w:r>
+      <w:proofErr w:type="spellEnd"/>
+      <w:r>
+        <w:rPr>
+          <w:rFonts w:ascii="Aptos Narrow" w:hAnsi="Aptos Narrow"/>
+          <w:color w:val="70AD47" w:themeColor="accent6"/>
+        </w:rPr>
+        <w:t xml:space="preserve"> get.ps1; .\get.ps1;</w:t>
       </w:r>
     </w:p>
     <w:p>
@@ -2634,7 +2805,21 @@
         <w:rPr>
           <w:rFonts w:ascii="Aptos Narrow" w:hAnsi="Aptos Narrow" w:hint="eastAsia"/>
         </w:rPr>
-        <w:t xml:space="preserve"> Github </w:t>
+        <w:t xml:space="preserve"> </w:t>
+      </w:r>
+      <w:proofErr w:type="spellStart"/>
+      <w:r>
+        <w:rPr>
+          <w:rFonts w:ascii="Aptos Narrow" w:hAnsi="Aptos Narrow" w:hint="eastAsia"/>
+        </w:rPr>
+        <w:t>Github</w:t>
+      </w:r>
+      <w:proofErr w:type="spellEnd"/>
+      <w:r>
+        <w:rPr>
+          <w:rFonts w:ascii="Aptos Narrow" w:hAnsi="Aptos Narrow" w:hint="eastAsia"/>
+        </w:rPr>
+        <w:t xml:space="preserve"> </w:t>
       </w:r>
       <w:r>
         <w:rPr>
@@ -2659,7 +2844,21 @@
           <w:rFonts w:ascii="Aptos Narrow" w:hAnsi="Aptos Narrow"/>
           <w:color w:val="70AD47" w:themeColor="accent6"/>
         </w:rPr>
-        <w:t>curl https://github.com/ilikeyi/LXPs/raw/main/get.ps1 -O get.ps1; .\get.ps1;</w:t>
+        <w:t xml:space="preserve">curl https://github.com/ilikeyi/LXPs/raw/main/get.ps1 </w:t>
+      </w:r>
+      <w:r>
+        <w:rPr>
+          <w:rFonts w:ascii="Aptos Narrow" w:hAnsi="Aptos Narrow"/>
+          <w:color w:val="70AD47" w:themeColor="accent6"/>
+        </w:rPr>
+        <w:t>-o</w:t>
+      </w:r>
+      <w:r>
+        <w:rPr>
+          <w:rFonts w:ascii="Aptos Narrow" w:hAnsi="Aptos Narrow"/>
+          <w:color w:val="70AD47" w:themeColor="accent6"/>
+        </w:rPr>
+        <w:t xml:space="preserve"> get.ps1; .\get.ps1;</w:t>
       </w:r>
     </w:p>
     <w:p>
@@ -2673,12 +2872,35 @@
           <w:color w:val="70AD47" w:themeColor="accent6"/>
         </w:rPr>
       </w:pPr>
-      <w:r>
-        <w:rPr>
-          <w:rFonts w:ascii="Aptos Narrow" w:hAnsi="Aptos Narrow"/>
-          <w:color w:val="70AD47" w:themeColor="accent6"/>
-        </w:rPr>
-        <w:t>wget https://github.com/ilikeyi/LXPs/raw/main/get.ps1 -O get.ps1; .\get.ps1;</w:t>
+      <w:proofErr w:type="spellStart"/>
+      <w:r>
+        <w:rPr>
+          <w:rFonts w:ascii="Aptos Narrow" w:hAnsi="Aptos Narrow"/>
+          <w:color w:val="70AD47" w:themeColor="accent6"/>
+        </w:rPr>
+        <w:t>wget</w:t>
+      </w:r>
+      <w:proofErr w:type="spellEnd"/>
+      <w:r>
+        <w:rPr>
+          <w:rFonts w:ascii="Aptos Narrow" w:hAnsi="Aptos Narrow"/>
+          <w:color w:val="70AD47" w:themeColor="accent6"/>
+        </w:rPr>
+        <w:t xml:space="preserve"> https://github.com/ilikeyi/LXPs/raw/main/get.ps1 </w:t>
+      </w:r>
+      <w:r>
+        <w:rPr>
+          <w:rFonts w:ascii="Aptos Narrow" w:hAnsi="Aptos Narrow"/>
+          <w:color w:val="70AD47" w:themeColor="accent6"/>
+        </w:rPr>
+        <w:t>-o</w:t>
+      </w:r>
+      <w:r>
+        <w:rPr>
+          <w:rFonts w:ascii="Aptos Narrow" w:hAnsi="Aptos Narrow"/>
+          <w:color w:val="70AD47" w:themeColor="accent6"/>
+        </w:rPr>
+        <w:t xml:space="preserve"> get.ps1; .\get.ps1;</w:t>
       </w:r>
     </w:p>
     <w:p>
@@ -2692,19 +2914,42 @@
           <w:color w:val="70AD47" w:themeColor="accent6"/>
         </w:rPr>
       </w:pPr>
-      <w:r>
-        <w:rPr>
-          <w:rFonts w:ascii="Aptos Narrow" w:hAnsi="Aptos Narrow"/>
-          <w:color w:val="70AD47" w:themeColor="accent6"/>
-        </w:rPr>
-        <w:t>iwr https://github.com/ilikeyi/LXPs/raw/main/get.ps1</w:t>
-      </w:r>
-      <w:r>
-        <w:rPr>
-          <w:rFonts w:ascii="Aptos Narrow" w:hAnsi="Aptos Narrow"/>
-          <w:color w:val="70AD47" w:themeColor="accent6"/>
-        </w:rPr>
-        <w:t xml:space="preserve"> -out get.ps1</w:t>
+      <w:proofErr w:type="spellStart"/>
+      <w:r>
+        <w:rPr>
+          <w:rFonts w:ascii="Aptos Narrow" w:hAnsi="Aptos Narrow"/>
+          <w:color w:val="70AD47" w:themeColor="accent6"/>
+        </w:rPr>
+        <w:t>iwr</w:t>
+      </w:r>
+      <w:proofErr w:type="spellEnd"/>
+      <w:r>
+        <w:rPr>
+          <w:rFonts w:ascii="Aptos Narrow" w:hAnsi="Aptos Narrow"/>
+          <w:color w:val="70AD47" w:themeColor="accent6"/>
+        </w:rPr>
+        <w:t xml:space="preserve"> https://github.com/ilikeyi/LXPs/raw/main/get.ps1</w:t>
+      </w:r>
+      <w:r>
+        <w:rPr>
+          <w:rFonts w:ascii="Aptos Narrow" w:hAnsi="Aptos Narrow"/>
+          <w:color w:val="70AD47" w:themeColor="accent6"/>
+        </w:rPr>
+        <w:t xml:space="preserve"> </w:t>
+      </w:r>
+      <w:r>
+        <w:rPr>
+          <w:rFonts w:ascii="Aptos Narrow" w:hAnsi="Aptos Narrow"/>
+          <w:color w:val="70AD47" w:themeColor="accent6"/>
+        </w:rPr>
+        <w:t>-o</w:t>
+      </w:r>
+      <w:r>
+        <w:rPr>
+          <w:rFonts w:ascii="Aptos Narrow" w:hAnsi="Aptos Narrow"/>
+          <w:color w:val="70AD47" w:themeColor="accent6"/>
+        </w:rPr>
+        <w:t>ut get.ps1</w:t>
       </w:r>
       <w:r>
         <w:rPr>
@@ -2730,7 +2975,53 @@
           <w:rFonts w:ascii="Aptos Narrow" w:hAnsi="Aptos Narrow"/>
           <w:color w:val="70AD47" w:themeColor="accent6"/>
         </w:rPr>
-        <w:t>Invoke-WebRequest https://github.com/ilikeyi/LXPs/raw/main/get.ps1 -OutFile get.ps1; .\get.ps1;</w:t>
+        <w:t>Invoke-</w:t>
+      </w:r>
+      <w:proofErr w:type="spellStart"/>
+      <w:r>
+        <w:rPr>
+          <w:rFonts w:ascii="Aptos Narrow" w:hAnsi="Aptos Narrow"/>
+          <w:color w:val="70AD47" w:themeColor="accent6"/>
+        </w:rPr>
+        <w:t>WebRequest</w:t>
+      </w:r>
+      <w:proofErr w:type="spellEnd"/>
+      <w:r>
+        <w:rPr>
+          <w:rFonts w:ascii="Aptos Narrow" w:hAnsi="Aptos Narrow"/>
+          <w:color w:val="70AD47" w:themeColor="accent6"/>
+        </w:rPr>
+        <w:t xml:space="preserve"> https://github.com/ilikeyi/LXPs/raw/main/get.ps1 </w:t>
+      </w:r>
+      <w:r>
+        <w:rPr>
+          <w:rFonts w:ascii="Aptos Narrow" w:hAnsi="Aptos Narrow"/>
+          <w:color w:val="70AD47" w:themeColor="accent6"/>
+        </w:rPr>
+        <w:t>-</w:t>
+      </w:r>
+      <w:proofErr w:type="spellStart"/>
+      <w:r>
+        <w:rPr>
+          <w:rFonts w:ascii="Aptos Narrow" w:hAnsi="Aptos Narrow"/>
+          <w:color w:val="70AD47" w:themeColor="accent6"/>
+        </w:rPr>
+        <w:t>o</w:t>
+      </w:r>
+      <w:r>
+        <w:rPr>
+          <w:rFonts w:ascii="Aptos Narrow" w:hAnsi="Aptos Narrow"/>
+          <w:color w:val="70AD47" w:themeColor="accent6"/>
+        </w:rPr>
+        <w:t>utFile</w:t>
+      </w:r>
+      <w:proofErr w:type="spellEnd"/>
+      <w:r>
+        <w:rPr>
+          <w:rFonts w:ascii="Aptos Narrow" w:hAnsi="Aptos Narrow"/>
+          <w:color w:val="70AD47" w:themeColor="accent6"/>
+        </w:rPr>
+        <w:t xml:space="preserve"> get.ps1; .\get.ps1;</w:t>
       </w:r>
     </w:p>
     <w:p>
@@ -2775,6 +3066,7 @@
         </w:rPr>
         <w:t xml:space="preserve"> </w:t>
       </w:r>
+      <w:proofErr w:type="gramStart"/>
       <w:r>
         <w:rPr>
           <w:rFonts w:ascii="Aptos Narrow" w:hAnsi="Aptos Narrow"/>
@@ -2787,6 +3079,7 @@
         </w:rPr>
         <w:t>“</w:t>
       </w:r>
+      <w:proofErr w:type="gramEnd"/>
       <w:r>
         <w:rPr>
           <w:rFonts w:ascii="Aptos Narrow" w:hAnsi="Aptos Narrow"/>
@@ -2978,7 +3271,21 @@
           <w:rFonts w:ascii="Aptos Narrow" w:hAnsi="Aptos Narrow"/>
           <w:color w:val="70AD47" w:themeColor="accent6"/>
         </w:rPr>
-        <w:t>curl https://fengyi.tel/lxps -O get.ps1</w:t>
+        <w:t xml:space="preserve">curl https://fengyi.tel/lxps </w:t>
+      </w:r>
+      <w:r>
+        <w:rPr>
+          <w:rFonts w:ascii="Aptos Narrow" w:hAnsi="Aptos Narrow"/>
+          <w:color w:val="70AD47" w:themeColor="accent6"/>
+        </w:rPr>
+        <w:t>-o</w:t>
+      </w:r>
+      <w:r>
+        <w:rPr>
+          <w:rFonts w:ascii="Aptos Narrow" w:hAnsi="Aptos Narrow"/>
+          <w:color w:val="70AD47" w:themeColor="accent6"/>
+        </w:rPr>
+        <w:t xml:space="preserve"> get.ps1</w:t>
       </w:r>
     </w:p>
     <w:p>
@@ -2992,12 +3299,35 @@
           <w:color w:val="70AD47" w:themeColor="accent6"/>
         </w:rPr>
       </w:pPr>
-      <w:r>
-        <w:rPr>
-          <w:rFonts w:ascii="Aptos Narrow" w:hAnsi="Aptos Narrow"/>
-          <w:color w:val="70AD47" w:themeColor="accent6"/>
-        </w:rPr>
-        <w:t>wget https://fengyi.tel/lxps -O get.ps1</w:t>
+      <w:proofErr w:type="spellStart"/>
+      <w:r>
+        <w:rPr>
+          <w:rFonts w:ascii="Aptos Narrow" w:hAnsi="Aptos Narrow"/>
+          <w:color w:val="70AD47" w:themeColor="accent6"/>
+        </w:rPr>
+        <w:t>wget</w:t>
+      </w:r>
+      <w:proofErr w:type="spellEnd"/>
+      <w:r>
+        <w:rPr>
+          <w:rFonts w:ascii="Aptos Narrow" w:hAnsi="Aptos Narrow"/>
+          <w:color w:val="70AD47" w:themeColor="accent6"/>
+        </w:rPr>
+        <w:t xml:space="preserve"> https://fengyi.tel/lxps </w:t>
+      </w:r>
+      <w:r>
+        <w:rPr>
+          <w:rFonts w:ascii="Aptos Narrow" w:hAnsi="Aptos Narrow"/>
+          <w:color w:val="70AD47" w:themeColor="accent6"/>
+        </w:rPr>
+        <w:t>-o</w:t>
+      </w:r>
+      <w:r>
+        <w:rPr>
+          <w:rFonts w:ascii="Aptos Narrow" w:hAnsi="Aptos Narrow"/>
+          <w:color w:val="70AD47" w:themeColor="accent6"/>
+        </w:rPr>
+        <w:t xml:space="preserve"> get.ps1</w:t>
       </w:r>
     </w:p>
     <w:p>
@@ -3011,19 +3341,42 @@
           <w:color w:val="70AD47" w:themeColor="accent6"/>
         </w:rPr>
       </w:pPr>
-      <w:r>
-        <w:rPr>
-          <w:rFonts w:ascii="Aptos Narrow" w:hAnsi="Aptos Narrow"/>
-          <w:color w:val="70AD47" w:themeColor="accent6"/>
-        </w:rPr>
-        <w:t>iwr https://fengyi.tel/lxps</w:t>
-      </w:r>
-      <w:r>
-        <w:rPr>
-          <w:rFonts w:ascii="Aptos Narrow" w:hAnsi="Aptos Narrow"/>
-          <w:color w:val="70AD47" w:themeColor="accent6"/>
-        </w:rPr>
-        <w:t xml:space="preserve"> -out get.ps1</w:t>
+      <w:proofErr w:type="spellStart"/>
+      <w:r>
+        <w:rPr>
+          <w:rFonts w:ascii="Aptos Narrow" w:hAnsi="Aptos Narrow"/>
+          <w:color w:val="70AD47" w:themeColor="accent6"/>
+        </w:rPr>
+        <w:t>iwr</w:t>
+      </w:r>
+      <w:proofErr w:type="spellEnd"/>
+      <w:r>
+        <w:rPr>
+          <w:rFonts w:ascii="Aptos Narrow" w:hAnsi="Aptos Narrow"/>
+          <w:color w:val="70AD47" w:themeColor="accent6"/>
+        </w:rPr>
+        <w:t xml:space="preserve"> https://fengyi.tel/lxps</w:t>
+      </w:r>
+      <w:r>
+        <w:rPr>
+          <w:rFonts w:ascii="Aptos Narrow" w:hAnsi="Aptos Narrow"/>
+          <w:color w:val="70AD47" w:themeColor="accent6"/>
+        </w:rPr>
+        <w:t xml:space="preserve"> </w:t>
+      </w:r>
+      <w:r>
+        <w:rPr>
+          <w:rFonts w:ascii="Aptos Narrow" w:hAnsi="Aptos Narrow"/>
+          <w:color w:val="70AD47" w:themeColor="accent6"/>
+        </w:rPr>
+        <w:t>-o</w:t>
+      </w:r>
+      <w:r>
+        <w:rPr>
+          <w:rFonts w:ascii="Aptos Narrow" w:hAnsi="Aptos Narrow"/>
+          <w:color w:val="70AD47" w:themeColor="accent6"/>
+        </w:rPr>
+        <w:t>ut get.ps1</w:t>
       </w:r>
     </w:p>
     <w:p>
@@ -3042,7 +3395,53 @@
           <w:rFonts w:ascii="Aptos Narrow" w:hAnsi="Aptos Narrow"/>
           <w:color w:val="70AD47" w:themeColor="accent6"/>
         </w:rPr>
-        <w:t>Invoke-WebRequest https://fengyi.tel/lxps -OutFile get.ps1</w:t>
+        <w:t>Invoke-</w:t>
+      </w:r>
+      <w:proofErr w:type="spellStart"/>
+      <w:r>
+        <w:rPr>
+          <w:rFonts w:ascii="Aptos Narrow" w:hAnsi="Aptos Narrow"/>
+          <w:color w:val="70AD47" w:themeColor="accent6"/>
+        </w:rPr>
+        <w:t>WebRequest</w:t>
+      </w:r>
+      <w:proofErr w:type="spellEnd"/>
+      <w:r>
+        <w:rPr>
+          <w:rFonts w:ascii="Aptos Narrow" w:hAnsi="Aptos Narrow"/>
+          <w:color w:val="70AD47" w:themeColor="accent6"/>
+        </w:rPr>
+        <w:t xml:space="preserve"> https://fengyi.tel/lxps </w:t>
+      </w:r>
+      <w:r>
+        <w:rPr>
+          <w:rFonts w:ascii="Aptos Narrow" w:hAnsi="Aptos Narrow"/>
+          <w:color w:val="70AD47" w:themeColor="accent6"/>
+        </w:rPr>
+        <w:t>-</w:t>
+      </w:r>
+      <w:proofErr w:type="spellStart"/>
+      <w:r>
+        <w:rPr>
+          <w:rFonts w:ascii="Aptos Narrow" w:hAnsi="Aptos Narrow"/>
+          <w:color w:val="70AD47" w:themeColor="accent6"/>
+        </w:rPr>
+        <w:t>o</w:t>
+      </w:r>
+      <w:r>
+        <w:rPr>
+          <w:rFonts w:ascii="Aptos Narrow" w:hAnsi="Aptos Narrow"/>
+          <w:color w:val="70AD47" w:themeColor="accent6"/>
+        </w:rPr>
+        <w:t>utFile</w:t>
+      </w:r>
+      <w:proofErr w:type="spellEnd"/>
+      <w:r>
+        <w:rPr>
+          <w:rFonts w:ascii="Aptos Narrow" w:hAnsi="Aptos Narrow"/>
+          <w:color w:val="70AD47" w:themeColor="accent6"/>
+        </w:rPr>
+        <w:t xml:space="preserve"> get.ps1</w:t>
       </w:r>
     </w:p>
     <w:p>
@@ -3069,7 +3468,21 @@
         <w:rPr>
           <w:rFonts w:ascii="Aptos Narrow" w:hAnsi="Aptos Narrow" w:hint="eastAsia"/>
         </w:rPr>
-        <w:t xml:space="preserve"> Github </w:t>
+        <w:t xml:space="preserve"> </w:t>
+      </w:r>
+      <w:proofErr w:type="spellStart"/>
+      <w:r>
+        <w:rPr>
+          <w:rFonts w:ascii="Aptos Narrow" w:hAnsi="Aptos Narrow" w:hint="eastAsia"/>
+        </w:rPr>
+        <w:t>Github</w:t>
+      </w:r>
+      <w:proofErr w:type="spellEnd"/>
+      <w:r>
+        <w:rPr>
+          <w:rFonts w:ascii="Aptos Narrow" w:hAnsi="Aptos Narrow" w:hint="eastAsia"/>
+        </w:rPr>
+        <w:t xml:space="preserve"> </w:t>
       </w:r>
       <w:r>
         <w:rPr>
@@ -3094,7 +3507,21 @@
           <w:rFonts w:ascii="Aptos Narrow" w:hAnsi="Aptos Narrow"/>
           <w:color w:val="70AD47" w:themeColor="accent6"/>
         </w:rPr>
-        <w:t>curl https://github.com/ilikeyi/LXPs/raw/main/get.ps1 -O get.ps1</w:t>
+        <w:t xml:space="preserve">curl https://github.com/ilikeyi/LXPs/raw/main/get.ps1 </w:t>
+      </w:r>
+      <w:r>
+        <w:rPr>
+          <w:rFonts w:ascii="Aptos Narrow" w:hAnsi="Aptos Narrow"/>
+          <w:color w:val="70AD47" w:themeColor="accent6"/>
+        </w:rPr>
+        <w:t>-o</w:t>
+      </w:r>
+      <w:r>
+        <w:rPr>
+          <w:rFonts w:ascii="Aptos Narrow" w:hAnsi="Aptos Narrow"/>
+          <w:color w:val="70AD47" w:themeColor="accent6"/>
+        </w:rPr>
+        <w:t xml:space="preserve"> get.ps1</w:t>
       </w:r>
     </w:p>
     <w:p>
@@ -3108,12 +3535,35 @@
           <w:color w:val="70AD47" w:themeColor="accent6"/>
         </w:rPr>
       </w:pPr>
-      <w:r>
-        <w:rPr>
-          <w:rFonts w:ascii="Aptos Narrow" w:hAnsi="Aptos Narrow"/>
-          <w:color w:val="70AD47" w:themeColor="accent6"/>
-        </w:rPr>
-        <w:t>wget https://github.com/ilikeyi/LXPs/raw/main/get.ps1 -O get.ps1</w:t>
+      <w:proofErr w:type="spellStart"/>
+      <w:r>
+        <w:rPr>
+          <w:rFonts w:ascii="Aptos Narrow" w:hAnsi="Aptos Narrow"/>
+          <w:color w:val="70AD47" w:themeColor="accent6"/>
+        </w:rPr>
+        <w:t>wget</w:t>
+      </w:r>
+      <w:proofErr w:type="spellEnd"/>
+      <w:r>
+        <w:rPr>
+          <w:rFonts w:ascii="Aptos Narrow" w:hAnsi="Aptos Narrow"/>
+          <w:color w:val="70AD47" w:themeColor="accent6"/>
+        </w:rPr>
+        <w:t xml:space="preserve"> https://github.com/ilikeyi/LXPs/raw/main/get.ps1 </w:t>
+      </w:r>
+      <w:r>
+        <w:rPr>
+          <w:rFonts w:ascii="Aptos Narrow" w:hAnsi="Aptos Narrow"/>
+          <w:color w:val="70AD47" w:themeColor="accent6"/>
+        </w:rPr>
+        <w:t>-o</w:t>
+      </w:r>
+      <w:r>
+        <w:rPr>
+          <w:rFonts w:ascii="Aptos Narrow" w:hAnsi="Aptos Narrow"/>
+          <w:color w:val="70AD47" w:themeColor="accent6"/>
+        </w:rPr>
+        <w:t xml:space="preserve"> get.ps1</w:t>
       </w:r>
     </w:p>
     <w:p>
@@ -3127,19 +3577,42 @@
           <w:color w:val="70AD47" w:themeColor="accent6"/>
         </w:rPr>
       </w:pPr>
-      <w:r>
-        <w:rPr>
-          <w:rFonts w:ascii="Aptos Narrow" w:hAnsi="Aptos Narrow"/>
-          <w:color w:val="70AD47" w:themeColor="accent6"/>
-        </w:rPr>
-        <w:t>iwr https://github.com/ilikeyi/LXPs/raw/main/get.ps1</w:t>
-      </w:r>
-      <w:r>
-        <w:rPr>
-          <w:rFonts w:ascii="Aptos Narrow" w:hAnsi="Aptos Narrow"/>
-          <w:color w:val="70AD47" w:themeColor="accent6"/>
-        </w:rPr>
-        <w:t xml:space="preserve"> -out get.ps1</w:t>
+      <w:proofErr w:type="spellStart"/>
+      <w:r>
+        <w:rPr>
+          <w:rFonts w:ascii="Aptos Narrow" w:hAnsi="Aptos Narrow"/>
+          <w:color w:val="70AD47" w:themeColor="accent6"/>
+        </w:rPr>
+        <w:t>iwr</w:t>
+      </w:r>
+      <w:proofErr w:type="spellEnd"/>
+      <w:r>
+        <w:rPr>
+          <w:rFonts w:ascii="Aptos Narrow" w:hAnsi="Aptos Narrow"/>
+          <w:color w:val="70AD47" w:themeColor="accent6"/>
+        </w:rPr>
+        <w:t xml:space="preserve"> https://github.com/ilikeyi/LXPs/raw/main/get.ps1</w:t>
+      </w:r>
+      <w:r>
+        <w:rPr>
+          <w:rFonts w:ascii="Aptos Narrow" w:hAnsi="Aptos Narrow"/>
+          <w:color w:val="70AD47" w:themeColor="accent6"/>
+        </w:rPr>
+        <w:t xml:space="preserve"> </w:t>
+      </w:r>
+      <w:r>
+        <w:rPr>
+          <w:rFonts w:ascii="Aptos Narrow" w:hAnsi="Aptos Narrow"/>
+          <w:color w:val="70AD47" w:themeColor="accent6"/>
+        </w:rPr>
+        <w:t>-o</w:t>
+      </w:r>
+      <w:r>
+        <w:rPr>
+          <w:rFonts w:ascii="Aptos Narrow" w:hAnsi="Aptos Narrow"/>
+          <w:color w:val="70AD47" w:themeColor="accent6"/>
+        </w:rPr>
+        <w:t>ut get.ps1</w:t>
       </w:r>
     </w:p>
     <w:p>
@@ -3158,7 +3631,53 @@
           <w:rFonts w:ascii="Aptos Narrow" w:hAnsi="Aptos Narrow"/>
           <w:color w:val="70AD47" w:themeColor="accent6"/>
         </w:rPr>
-        <w:t>Invoke-WebRequest https://github.com/ilikeyi/LXPs/raw/main/get.ps1 -OutFile get.ps1</w:t>
+        <w:t>Invoke-</w:t>
+      </w:r>
+      <w:proofErr w:type="spellStart"/>
+      <w:r>
+        <w:rPr>
+          <w:rFonts w:ascii="Aptos Narrow" w:hAnsi="Aptos Narrow"/>
+          <w:color w:val="70AD47" w:themeColor="accent6"/>
+        </w:rPr>
+        <w:t>WebRequest</w:t>
+      </w:r>
+      <w:proofErr w:type="spellEnd"/>
+      <w:r>
+        <w:rPr>
+          <w:rFonts w:ascii="Aptos Narrow" w:hAnsi="Aptos Narrow"/>
+          <w:color w:val="70AD47" w:themeColor="accent6"/>
+        </w:rPr>
+        <w:t xml:space="preserve"> https://github.com/ilikeyi/LXPs/raw/main/get.ps1 </w:t>
+      </w:r>
+      <w:r>
+        <w:rPr>
+          <w:rFonts w:ascii="Aptos Narrow" w:hAnsi="Aptos Narrow"/>
+          <w:color w:val="70AD47" w:themeColor="accent6"/>
+        </w:rPr>
+        <w:t>-</w:t>
+      </w:r>
+      <w:proofErr w:type="spellStart"/>
+      <w:r>
+        <w:rPr>
+          <w:rFonts w:ascii="Aptos Narrow" w:hAnsi="Aptos Narrow"/>
+          <w:color w:val="70AD47" w:themeColor="accent6"/>
+        </w:rPr>
+        <w:t>o</w:t>
+      </w:r>
+      <w:r>
+        <w:rPr>
+          <w:rFonts w:ascii="Aptos Narrow" w:hAnsi="Aptos Narrow"/>
+          <w:color w:val="70AD47" w:themeColor="accent6"/>
+        </w:rPr>
+        <w:t>utFile</w:t>
+      </w:r>
+      <w:proofErr w:type="spellEnd"/>
+      <w:r>
+        <w:rPr>
+          <w:rFonts w:ascii="Aptos Narrow" w:hAnsi="Aptos Narrow"/>
+          <w:color w:val="70AD47" w:themeColor="accent6"/>
+        </w:rPr>
+        <w:t xml:space="preserve"> get.ps1</w:t>
       </w:r>
     </w:p>
     <w:p>
@@ -3315,8 +3834,17 @@
           <w:rFonts w:ascii="Aptos Narrow" w:hAnsi="Aptos Narrow"/>
           <w:color w:val="70AD47" w:themeColor="accent6"/>
         </w:rPr>
-        <w:t>-Cus</w:t>
-      </w:r>
+        <w:t>-</w:t>
+      </w:r>
+      <w:proofErr w:type="spellStart"/>
+      <w:r>
+        <w:rPr>
+          <w:rFonts w:ascii="Aptos Narrow" w:hAnsi="Aptos Narrow"/>
+          <w:color w:val="70AD47" w:themeColor="accent6"/>
+        </w:rPr>
+        <w:t>Cus</w:t>
+      </w:r>
+      <w:proofErr w:type="spellEnd"/>
       <w:r>
         <w:rPr>
           <w:rFonts w:ascii="Aptos Narrow" w:hAnsi="Aptos Narrow"/>
@@ -3382,7 +3910,23 @@
           <w:rFonts w:ascii="Aptos Narrow" w:hAnsi="Aptos Narrow"/>
           <w:color w:val="70AD47" w:themeColor="accent6"/>
         </w:rPr>
-        <w:t>"AutoSelectDisk"</w:t>
+        <w:t>"</w:t>
+      </w:r>
+      <w:proofErr w:type="spellStart"/>
+      <w:r>
+        <w:rPr>
+          <w:rFonts w:ascii="Aptos Narrow" w:hAnsi="Aptos Narrow"/>
+          <w:color w:val="70AD47" w:themeColor="accent6"/>
+        </w:rPr>
+        <w:t>AutoSelectDisk</w:t>
+      </w:r>
+      <w:proofErr w:type="spellEnd"/>
+      <w:r>
+        <w:rPr>
+          <w:rFonts w:ascii="Aptos Narrow" w:hAnsi="Aptos Narrow"/>
+          <w:color w:val="70AD47" w:themeColor="accent6"/>
+        </w:rPr>
+        <w:t>"</w:t>
       </w:r>
       <w:r>
         <w:rPr>
@@ -3474,8 +4018,17 @@
           <w:rFonts w:ascii="Aptos Narrow" w:hAnsi="Aptos Narrow"/>
           <w:color w:val="70AD47" w:themeColor="accent6"/>
         </w:rPr>
-        <w:t>-GoTo</w:t>
-      </w:r>
+        <w:t>-</w:t>
+      </w:r>
+      <w:proofErr w:type="spellStart"/>
+      <w:r>
+        <w:rPr>
+          <w:rFonts w:ascii="Aptos Narrow" w:hAnsi="Aptos Narrow"/>
+          <w:color w:val="70AD47" w:themeColor="accent6"/>
+        </w:rPr>
+        <w:t>GoTo</w:t>
+      </w:r>
+      <w:proofErr w:type="spellEnd"/>
       <w:r>
         <w:rPr>
           <w:rFonts w:ascii="Aptos Narrow" w:hAnsi="Aptos Narrow"/>
@@ -3655,7 +4208,39 @@
           <w:rFonts w:ascii="Aptos Narrow" w:hAnsi="Aptos Narrow"/>
           <w:color w:val="70AD47" w:themeColor="accent6"/>
         </w:rPr>
-        <w:t>.\get.ps1 -To "AutoSelectDisk" -GoTo "</w:t>
+        <w:t>.\get.ps1 -To "</w:t>
+      </w:r>
+      <w:proofErr w:type="spellStart"/>
+      <w:r>
+        <w:rPr>
+          <w:rFonts w:ascii="Aptos Narrow" w:hAnsi="Aptos Narrow"/>
+          <w:color w:val="70AD47" w:themeColor="accent6"/>
+        </w:rPr>
+        <w:t>AutoSelectDisk</w:t>
+      </w:r>
+      <w:proofErr w:type="spellEnd"/>
+      <w:r>
+        <w:rPr>
+          <w:rFonts w:ascii="Aptos Narrow" w:hAnsi="Aptos Narrow"/>
+          <w:color w:val="70AD47" w:themeColor="accent6"/>
+        </w:rPr>
+        <w:t>" -</w:t>
+      </w:r>
+      <w:proofErr w:type="spellStart"/>
+      <w:r>
+        <w:rPr>
+          <w:rFonts w:ascii="Aptos Narrow" w:hAnsi="Aptos Narrow"/>
+          <w:color w:val="70AD47" w:themeColor="accent6"/>
+        </w:rPr>
+        <w:t>GoTo</w:t>
+      </w:r>
+      <w:proofErr w:type="spellEnd"/>
+      <w:r>
+        <w:rPr>
+          <w:rFonts w:ascii="Aptos Narrow" w:hAnsi="Aptos Narrow"/>
+          <w:color w:val="70AD47" w:themeColor="accent6"/>
+        </w:rPr>
+        <w:t xml:space="preserve"> "</w:t>
       </w:r>
       <w:r>
         <w:rPr>
@@ -3906,7 +4491,7 @@
           <w:szCs w:val="24"/>
         </w:rPr>
         <w:drawing>
-          <wp:anchor distT="0" distB="0" distL="114300" distR="114300" simplePos="0" relativeHeight="251663360" behindDoc="1" locked="0" layoutInCell="1" allowOverlap="1" wp14:anchorId="2370658F" wp14:editId="2EDE7CC3">
+          <wp:anchor distT="0" distB="0" distL="114300" distR="114300" simplePos="0" relativeHeight="251663360" behindDoc="1" locked="0" layoutInCell="1" allowOverlap="1" wp14:anchorId="2370658F" wp14:editId="3A634502">
             <wp:simplePos x="0" y="0"/>
             <wp:positionH relativeFrom="column">
               <wp:posOffset>0</wp:posOffset>
@@ -4032,6 +4617,7 @@
         </w:rPr>
         <w:t>Yi</w:t>
       </w:r>
+      <w:proofErr w:type="gramStart"/>
       <w:r>
         <w:rPr>
           <w:rFonts w:ascii="Aptos Narrow" w:hAnsi="Aptos Narrow"/>
@@ -4039,6 +4625,7 @@
         </w:rPr>
         <w:t>’</w:t>
       </w:r>
+      <w:proofErr w:type="gramEnd"/>
       <w:r>
         <w:rPr>
           <w:rFonts w:ascii="Aptos Narrow" w:hAnsi="Aptos Narrow" w:hint="eastAsia"/>
@@ -4074,11 +4661,19 @@
           <w:rFonts w:ascii="Aptos Narrow" w:hAnsi="Aptos Narrow"/>
         </w:rPr>
       </w:pPr>
-      <w:r>
-        <w:rPr>
-          <w:rFonts w:ascii="Aptos Narrow" w:hAnsi="Aptos Narrow" w:hint="eastAsia"/>
-        </w:rPr>
-        <w:t xml:space="preserve">Github | </w:t>
+      <w:proofErr w:type="spellStart"/>
+      <w:r>
+        <w:rPr>
+          <w:rFonts w:ascii="Aptos Narrow" w:hAnsi="Aptos Narrow" w:hint="eastAsia"/>
+        </w:rPr>
+        <w:t>Github</w:t>
+      </w:r>
+      <w:proofErr w:type="spellEnd"/>
+      <w:r>
+        <w:rPr>
+          <w:rFonts w:ascii="Aptos Narrow" w:hAnsi="Aptos Narrow" w:hint="eastAsia"/>
+        </w:rPr>
+        <w:t xml:space="preserve"> | </w:t>
       </w:r>
       <w:hyperlink r:id="rId15" w:history="1">
         <w:r>

--- a/_Learn/Get/Get.zh-CN.docx
+++ b/_Learn/Get/Get.zh-CN.docx
@@ -34,7 +34,7 @@
           <w:szCs w:val="24"/>
         </w:rPr>
         <w:drawing>
-          <wp:anchor distT="0" distB="0" distL="114300" distR="114300" simplePos="0" relativeHeight="251665408" behindDoc="1" locked="0" layoutInCell="1" allowOverlap="1" wp14:anchorId="6A8EE687" wp14:editId="0D5B268F">
+          <wp:anchor distT="0" distB="0" distL="114300" distR="114300" simplePos="0" relativeHeight="251665408" behindDoc="1" locked="0" layoutInCell="1" allowOverlap="1" wp14:anchorId="6A8EE687" wp14:editId="6D7BC8F6">
             <wp:simplePos x="0" y="0"/>
             <wp:positionH relativeFrom="column">
               <wp:posOffset>0</wp:posOffset>
@@ -1714,14 +1714,7 @@
         <w:rPr>
           <w:rFonts w:ascii="Aptos Narrow" w:hAnsi="Aptos Narrow"/>
         </w:rPr>
-        <w:t xml:space="preserve">Windows Server </w:t>
-      </w:r>
-      <w:proofErr w:type="spellStart"/>
-      <w:r>
-        <w:rPr>
-          <w:rFonts w:ascii="Aptos Narrow" w:hAnsi="Aptos Narrow"/>
-        </w:rPr>
-        <w:t>vNex</w:t>
+        <w:t>Windows Server vNex</w:t>
       </w:r>
       <w:r>
         <w:rPr>
@@ -1729,7 +1722,6 @@
         </w:rPr>
         <w:t>t</w:t>
       </w:r>
-      <w:proofErr w:type="spellEnd"/>
       <w:r>
         <w:rPr>
           <w:rFonts w:ascii="Aptos Narrow" w:hAnsi="Aptos Narrow"/>
@@ -2085,39 +2077,7 @@
           <w:rFonts w:ascii="Aptos Narrow" w:hAnsi="Aptos Narrow"/>
           <w:color w:val="70AD47" w:themeColor="accent6"/>
         </w:rPr>
-        <w:t>Set-</w:t>
-      </w:r>
-      <w:proofErr w:type="spellStart"/>
-      <w:r>
-        <w:rPr>
-          <w:rFonts w:ascii="Aptos Narrow" w:hAnsi="Aptos Narrow"/>
-          <w:color w:val="70AD47" w:themeColor="accent6"/>
-        </w:rPr>
-        <w:t>ExecutionPolicy</w:t>
-      </w:r>
-      <w:proofErr w:type="spellEnd"/>
-      <w:r>
-        <w:rPr>
-          <w:rFonts w:ascii="Aptos Narrow" w:hAnsi="Aptos Narrow"/>
-          <w:color w:val="70AD47" w:themeColor="accent6"/>
-        </w:rPr>
-        <w:t xml:space="preserve"> -</w:t>
-      </w:r>
-      <w:proofErr w:type="spellStart"/>
-      <w:r>
-        <w:rPr>
-          <w:rFonts w:ascii="Aptos Narrow" w:hAnsi="Aptos Narrow"/>
-          <w:color w:val="70AD47" w:themeColor="accent6"/>
-        </w:rPr>
-        <w:t>ExecutionPolicy</w:t>
-      </w:r>
-      <w:proofErr w:type="spellEnd"/>
-      <w:r>
-        <w:rPr>
-          <w:rFonts w:ascii="Aptos Narrow" w:hAnsi="Aptos Narrow"/>
-          <w:color w:val="70AD47" w:themeColor="accent6"/>
-        </w:rPr>
-        <w:t xml:space="preserve"> Bypass -Force</w:t>
+        <w:t>Set-ExecutionPolicy -ExecutionPolicy Bypass -Force</w:t>
       </w:r>
     </w:p>
     <w:p>
@@ -2234,27 +2194,13 @@
         <w:rPr>
           <w:rFonts w:ascii="Aptos Narrow" w:hAnsi="Aptos Narrow"/>
         </w:rPr>
-        <w:t>运行，或复制路径，</w:t>
-      </w:r>
-      <w:proofErr w:type="gramStart"/>
-      <w:r>
-        <w:rPr>
-          <w:rFonts w:ascii="Aptos Narrow" w:hAnsi="Aptos Narrow"/>
-        </w:rPr>
-        <w:t>粘贴到</w:t>
-      </w:r>
-      <w:r>
-        <w:rPr>
-          <w:rFonts w:ascii="Aptos Narrow" w:hAnsi="Aptos Narrow"/>
-        </w:rPr>
-        <w:t>“</w:t>
-      </w:r>
-      <w:proofErr w:type="gramEnd"/>
-      <w:r>
-        <w:rPr>
-          <w:rFonts w:ascii="Aptos Narrow" w:hAnsi="Aptos Narrow"/>
-        </w:rPr>
-        <w:t>Terminal ”</w:t>
+        <w:t>运行，或复制路径，粘贴到</w:t>
+      </w:r>
+      <w:r>
+        <w:rPr>
+          <w:rFonts w:ascii="Aptos Narrow" w:hAnsi="Aptos Narrow"/>
+        </w:rPr>
+        <w:t>“Terminal ”</w:t>
       </w:r>
       <w:r>
         <w:rPr>
@@ -2453,7 +2399,6 @@
         </w:rPr>
         <w:t>、</w:t>
       </w:r>
-      <w:proofErr w:type="spellStart"/>
       <w:r>
         <w:rPr>
           <w:rFonts w:ascii="Aptos Narrow" w:hAnsi="Aptos Narrow" w:hint="eastAsia"/>
@@ -2461,7 +2406,6 @@
         </w:rPr>
         <w:t>iwr</w:t>
       </w:r>
-      <w:proofErr w:type="spellEnd"/>
       <w:r>
         <w:rPr>
           <w:rFonts w:ascii="Aptos Narrow" w:hAnsi="Aptos Narrow" w:hint="eastAsia"/>
@@ -2473,17 +2417,8 @@
           <w:rFonts w:ascii="Aptos Narrow" w:hAnsi="Aptos Narrow" w:hint="eastAsia"/>
           <w:color w:val="70AD47" w:themeColor="accent6"/>
         </w:rPr>
-        <w:t>Invoke-</w:t>
-      </w:r>
-      <w:proofErr w:type="spellStart"/>
-      <w:r>
-        <w:rPr>
-          <w:rFonts w:ascii="Aptos Narrow" w:hAnsi="Aptos Narrow" w:hint="eastAsia"/>
-          <w:color w:val="70AD47" w:themeColor="accent6"/>
-        </w:rPr>
-        <w:t>WebRequest</w:t>
-      </w:r>
-      <w:proofErr w:type="spellEnd"/>
+        <w:t>Invoke-WebRequest</w:t>
+      </w:r>
       <w:r>
         <w:rPr>
           <w:rFonts w:ascii="Aptos Narrow" w:hAnsi="Aptos Narrow" w:hint="eastAsia"/>
@@ -2630,28 +2565,26 @@
           <w:color w:val="70AD47" w:themeColor="accent6"/>
         </w:rPr>
       </w:pPr>
-      <w:proofErr w:type="spellStart"/>
-      <w:r>
-        <w:rPr>
-          <w:rFonts w:ascii="Aptos Narrow" w:hAnsi="Aptos Narrow"/>
-          <w:color w:val="70AD47" w:themeColor="accent6"/>
-        </w:rPr>
-        <w:t>wget</w:t>
-      </w:r>
-      <w:proofErr w:type="spellEnd"/>
-      <w:r>
-        <w:rPr>
-          <w:rFonts w:ascii="Aptos Narrow" w:hAnsi="Aptos Narrow"/>
-          <w:color w:val="70AD47" w:themeColor="accent6"/>
-        </w:rPr>
-        <w:t xml:space="preserve"> https://fengyi.tel/lxps </w:t>
-      </w:r>
-      <w:r>
-        <w:rPr>
-          <w:rFonts w:ascii="Aptos Narrow" w:hAnsi="Aptos Narrow"/>
-          <w:color w:val="70AD47" w:themeColor="accent6"/>
-        </w:rPr>
-        <w:t>-o</w:t>
+      <w:r>
+        <w:rPr>
+          <w:rFonts w:ascii="Aptos Narrow" w:hAnsi="Aptos Narrow"/>
+          <w:color w:val="70AD47" w:themeColor="accent6"/>
+        </w:rPr>
+        <w:t xml:space="preserve">wget https://fengyi.tel/lxps </w:t>
+      </w:r>
+      <w:r>
+        <w:rPr>
+          <w:rFonts w:ascii="Aptos Narrow" w:hAnsi="Aptos Narrow"/>
+          <w:color w:val="70AD47" w:themeColor="accent6"/>
+        </w:rPr>
+        <w:t>-</w:t>
+      </w:r>
+      <w:r>
+        <w:rPr>
+          <w:rFonts w:ascii="Aptos Narrow" w:hAnsi="Aptos Narrow"/>
+          <w:color w:val="70AD47" w:themeColor="accent6"/>
+        </w:rPr>
+        <w:t>O</w:t>
       </w:r>
       <w:r>
         <w:rPr>
@@ -2672,21 +2605,12 @@
           <w:color w:val="70AD47" w:themeColor="accent6"/>
         </w:rPr>
       </w:pPr>
-      <w:proofErr w:type="spellStart"/>
-      <w:r>
-        <w:rPr>
-          <w:rFonts w:ascii="Aptos Narrow" w:hAnsi="Aptos Narrow"/>
-          <w:color w:val="70AD47" w:themeColor="accent6"/>
-        </w:rPr>
-        <w:t>iwr</w:t>
-      </w:r>
-      <w:proofErr w:type="spellEnd"/>
-      <w:r>
-        <w:rPr>
-          <w:rFonts w:ascii="Aptos Narrow" w:hAnsi="Aptos Narrow"/>
-          <w:color w:val="70AD47" w:themeColor="accent6"/>
-        </w:rPr>
-        <w:t xml:space="preserve"> https://fengyi.tel/lxps</w:t>
+      <w:r>
+        <w:rPr>
+          <w:rFonts w:ascii="Aptos Narrow" w:hAnsi="Aptos Narrow"/>
+          <w:color w:val="70AD47" w:themeColor="accent6"/>
+        </w:rPr>
+        <w:t>iwr https://fengyi.tel/lxps</w:t>
       </w:r>
       <w:r>
         <w:rPr>
@@ -2733,53 +2657,21 @@
           <w:rFonts w:ascii="Aptos Narrow" w:hAnsi="Aptos Narrow"/>
           <w:color w:val="70AD47" w:themeColor="accent6"/>
         </w:rPr>
-        <w:t>Invoke-</w:t>
-      </w:r>
-      <w:proofErr w:type="spellStart"/>
-      <w:r>
-        <w:rPr>
-          <w:rFonts w:ascii="Aptos Narrow" w:hAnsi="Aptos Narrow"/>
-          <w:color w:val="70AD47" w:themeColor="accent6"/>
-        </w:rPr>
-        <w:t>WebRequest</w:t>
-      </w:r>
-      <w:proofErr w:type="spellEnd"/>
-      <w:r>
-        <w:rPr>
-          <w:rFonts w:ascii="Aptos Narrow" w:hAnsi="Aptos Narrow"/>
-          <w:color w:val="70AD47" w:themeColor="accent6"/>
-        </w:rPr>
-        <w:t xml:space="preserve"> https://fengyi.tel/lxps </w:t>
-      </w:r>
-      <w:r>
-        <w:rPr>
-          <w:rFonts w:ascii="Aptos Narrow" w:hAnsi="Aptos Narrow"/>
-          <w:color w:val="70AD47" w:themeColor="accent6"/>
-        </w:rPr>
-        <w:t>-</w:t>
-      </w:r>
-      <w:proofErr w:type="spellStart"/>
-      <w:r>
-        <w:rPr>
-          <w:rFonts w:ascii="Aptos Narrow" w:hAnsi="Aptos Narrow"/>
-          <w:color w:val="70AD47" w:themeColor="accent6"/>
-        </w:rPr>
-        <w:t>o</w:t>
-      </w:r>
-      <w:r>
-        <w:rPr>
-          <w:rFonts w:ascii="Aptos Narrow" w:hAnsi="Aptos Narrow"/>
-          <w:color w:val="70AD47" w:themeColor="accent6"/>
-        </w:rPr>
-        <w:t>utFile</w:t>
-      </w:r>
-      <w:proofErr w:type="spellEnd"/>
-      <w:r>
-        <w:rPr>
-          <w:rFonts w:ascii="Aptos Narrow" w:hAnsi="Aptos Narrow"/>
-          <w:color w:val="70AD47" w:themeColor="accent6"/>
-        </w:rPr>
-        <w:t xml:space="preserve"> get.ps1; .\get.ps1;</w:t>
+        <w:t xml:space="preserve">Invoke-WebRequest https://fengyi.tel/lxps </w:t>
+      </w:r>
+      <w:r>
+        <w:rPr>
+          <w:rFonts w:ascii="Aptos Narrow" w:hAnsi="Aptos Narrow"/>
+          <w:color w:val="70AD47" w:themeColor="accent6"/>
+        </w:rPr>
+        <w:t>-o</w:t>
+      </w:r>
+      <w:r>
+        <w:rPr>
+          <w:rFonts w:ascii="Aptos Narrow" w:hAnsi="Aptos Narrow"/>
+          <w:color w:val="70AD47" w:themeColor="accent6"/>
+        </w:rPr>
+        <w:t>utFile get.ps1; .\get.ps1;</w:t>
       </w:r>
     </w:p>
     <w:p>
@@ -2805,21 +2697,7 @@
         <w:rPr>
           <w:rFonts w:ascii="Aptos Narrow" w:hAnsi="Aptos Narrow" w:hint="eastAsia"/>
         </w:rPr>
-        <w:t xml:space="preserve"> </w:t>
-      </w:r>
-      <w:proofErr w:type="spellStart"/>
-      <w:r>
-        <w:rPr>
-          <w:rFonts w:ascii="Aptos Narrow" w:hAnsi="Aptos Narrow" w:hint="eastAsia"/>
-        </w:rPr>
-        <w:t>Github</w:t>
-      </w:r>
-      <w:proofErr w:type="spellEnd"/>
-      <w:r>
-        <w:rPr>
-          <w:rFonts w:ascii="Aptos Narrow" w:hAnsi="Aptos Narrow" w:hint="eastAsia"/>
-        </w:rPr>
-        <w:t xml:space="preserve"> </w:t>
+        <w:t xml:space="preserve"> Github </w:t>
       </w:r>
       <w:r>
         <w:rPr>
@@ -2872,28 +2750,26 @@
           <w:color w:val="70AD47" w:themeColor="accent6"/>
         </w:rPr>
       </w:pPr>
-      <w:proofErr w:type="spellStart"/>
-      <w:r>
-        <w:rPr>
-          <w:rFonts w:ascii="Aptos Narrow" w:hAnsi="Aptos Narrow"/>
-          <w:color w:val="70AD47" w:themeColor="accent6"/>
-        </w:rPr>
-        <w:t>wget</w:t>
-      </w:r>
-      <w:proofErr w:type="spellEnd"/>
-      <w:r>
-        <w:rPr>
-          <w:rFonts w:ascii="Aptos Narrow" w:hAnsi="Aptos Narrow"/>
-          <w:color w:val="70AD47" w:themeColor="accent6"/>
-        </w:rPr>
-        <w:t xml:space="preserve"> https://github.com/ilikeyi/LXPs/raw/main/get.ps1 </w:t>
-      </w:r>
-      <w:r>
-        <w:rPr>
-          <w:rFonts w:ascii="Aptos Narrow" w:hAnsi="Aptos Narrow"/>
-          <w:color w:val="70AD47" w:themeColor="accent6"/>
-        </w:rPr>
-        <w:t>-o</w:t>
+      <w:r>
+        <w:rPr>
+          <w:rFonts w:ascii="Aptos Narrow" w:hAnsi="Aptos Narrow"/>
+          <w:color w:val="70AD47" w:themeColor="accent6"/>
+        </w:rPr>
+        <w:t xml:space="preserve">wget https://github.com/ilikeyi/LXPs/raw/main/get.ps1 </w:t>
+      </w:r>
+      <w:r>
+        <w:rPr>
+          <w:rFonts w:ascii="Aptos Narrow" w:hAnsi="Aptos Narrow"/>
+          <w:color w:val="70AD47" w:themeColor="accent6"/>
+        </w:rPr>
+        <w:t>-</w:t>
+      </w:r>
+      <w:r>
+        <w:rPr>
+          <w:rFonts w:ascii="Aptos Narrow" w:hAnsi="Aptos Narrow"/>
+          <w:color w:val="70AD47" w:themeColor="accent6"/>
+        </w:rPr>
+        <w:t>O</w:t>
       </w:r>
       <w:r>
         <w:rPr>
@@ -2914,21 +2790,12 @@
           <w:color w:val="70AD47" w:themeColor="accent6"/>
         </w:rPr>
       </w:pPr>
-      <w:proofErr w:type="spellStart"/>
-      <w:r>
-        <w:rPr>
-          <w:rFonts w:ascii="Aptos Narrow" w:hAnsi="Aptos Narrow"/>
-          <w:color w:val="70AD47" w:themeColor="accent6"/>
-        </w:rPr>
-        <w:t>iwr</w:t>
-      </w:r>
-      <w:proofErr w:type="spellEnd"/>
-      <w:r>
-        <w:rPr>
-          <w:rFonts w:ascii="Aptos Narrow" w:hAnsi="Aptos Narrow"/>
-          <w:color w:val="70AD47" w:themeColor="accent6"/>
-        </w:rPr>
-        <w:t xml:space="preserve"> https://github.com/ilikeyi/LXPs/raw/main/get.ps1</w:t>
+      <w:r>
+        <w:rPr>
+          <w:rFonts w:ascii="Aptos Narrow" w:hAnsi="Aptos Narrow"/>
+          <w:color w:val="70AD47" w:themeColor="accent6"/>
+        </w:rPr>
+        <w:t>iwr https://github.com/ilikeyi/LXPs/raw/main/get.ps1</w:t>
       </w:r>
       <w:r>
         <w:rPr>
@@ -2975,53 +2842,21 @@
           <w:rFonts w:ascii="Aptos Narrow" w:hAnsi="Aptos Narrow"/>
           <w:color w:val="70AD47" w:themeColor="accent6"/>
         </w:rPr>
-        <w:t>Invoke-</w:t>
-      </w:r>
-      <w:proofErr w:type="spellStart"/>
-      <w:r>
-        <w:rPr>
-          <w:rFonts w:ascii="Aptos Narrow" w:hAnsi="Aptos Narrow"/>
-          <w:color w:val="70AD47" w:themeColor="accent6"/>
-        </w:rPr>
-        <w:t>WebRequest</w:t>
-      </w:r>
-      <w:proofErr w:type="spellEnd"/>
-      <w:r>
-        <w:rPr>
-          <w:rFonts w:ascii="Aptos Narrow" w:hAnsi="Aptos Narrow"/>
-          <w:color w:val="70AD47" w:themeColor="accent6"/>
-        </w:rPr>
-        <w:t xml:space="preserve"> https://github.com/ilikeyi/LXPs/raw/main/get.ps1 </w:t>
-      </w:r>
-      <w:r>
-        <w:rPr>
-          <w:rFonts w:ascii="Aptos Narrow" w:hAnsi="Aptos Narrow"/>
-          <w:color w:val="70AD47" w:themeColor="accent6"/>
-        </w:rPr>
-        <w:t>-</w:t>
-      </w:r>
-      <w:proofErr w:type="spellStart"/>
-      <w:r>
-        <w:rPr>
-          <w:rFonts w:ascii="Aptos Narrow" w:hAnsi="Aptos Narrow"/>
-          <w:color w:val="70AD47" w:themeColor="accent6"/>
-        </w:rPr>
-        <w:t>o</w:t>
-      </w:r>
-      <w:r>
-        <w:rPr>
-          <w:rFonts w:ascii="Aptos Narrow" w:hAnsi="Aptos Narrow"/>
-          <w:color w:val="70AD47" w:themeColor="accent6"/>
-        </w:rPr>
-        <w:t>utFile</w:t>
-      </w:r>
-      <w:proofErr w:type="spellEnd"/>
-      <w:r>
-        <w:rPr>
-          <w:rFonts w:ascii="Aptos Narrow" w:hAnsi="Aptos Narrow"/>
-          <w:color w:val="70AD47" w:themeColor="accent6"/>
-        </w:rPr>
-        <w:t xml:space="preserve"> get.ps1; .\get.ps1;</w:t>
+        <w:t xml:space="preserve">Invoke-WebRequest https://github.com/ilikeyi/LXPs/raw/main/get.ps1 </w:t>
+      </w:r>
+      <w:r>
+        <w:rPr>
+          <w:rFonts w:ascii="Aptos Narrow" w:hAnsi="Aptos Narrow"/>
+          <w:color w:val="70AD47" w:themeColor="accent6"/>
+        </w:rPr>
+        <w:t>-o</w:t>
+      </w:r>
+      <w:r>
+        <w:rPr>
+          <w:rFonts w:ascii="Aptos Narrow" w:hAnsi="Aptos Narrow"/>
+          <w:color w:val="70AD47" w:themeColor="accent6"/>
+        </w:rPr>
+        <w:t>utFile get.ps1; .\get.ps1;</w:t>
       </w:r>
     </w:p>
     <w:p>
@@ -3066,7 +2901,6 @@
         </w:rPr>
         <w:t xml:space="preserve"> </w:t>
       </w:r>
-      <w:proofErr w:type="gramStart"/>
       <w:r>
         <w:rPr>
           <w:rFonts w:ascii="Aptos Narrow" w:hAnsi="Aptos Narrow"/>
@@ -3079,7 +2913,6 @@
         </w:rPr>
         <w:t>“</w:t>
       </w:r>
-      <w:proofErr w:type="gramEnd"/>
       <w:r>
         <w:rPr>
           <w:rFonts w:ascii="Aptos Narrow" w:hAnsi="Aptos Narrow"/>
@@ -3299,28 +3132,26 @@
           <w:color w:val="70AD47" w:themeColor="accent6"/>
         </w:rPr>
       </w:pPr>
-      <w:proofErr w:type="spellStart"/>
-      <w:r>
-        <w:rPr>
-          <w:rFonts w:ascii="Aptos Narrow" w:hAnsi="Aptos Narrow"/>
-          <w:color w:val="70AD47" w:themeColor="accent6"/>
-        </w:rPr>
-        <w:t>wget</w:t>
-      </w:r>
-      <w:proofErr w:type="spellEnd"/>
-      <w:r>
-        <w:rPr>
-          <w:rFonts w:ascii="Aptos Narrow" w:hAnsi="Aptos Narrow"/>
-          <w:color w:val="70AD47" w:themeColor="accent6"/>
-        </w:rPr>
-        <w:t xml:space="preserve"> https://fengyi.tel/lxps </w:t>
-      </w:r>
-      <w:r>
-        <w:rPr>
-          <w:rFonts w:ascii="Aptos Narrow" w:hAnsi="Aptos Narrow"/>
-          <w:color w:val="70AD47" w:themeColor="accent6"/>
-        </w:rPr>
-        <w:t>-o</w:t>
+      <w:r>
+        <w:rPr>
+          <w:rFonts w:ascii="Aptos Narrow" w:hAnsi="Aptos Narrow"/>
+          <w:color w:val="70AD47" w:themeColor="accent6"/>
+        </w:rPr>
+        <w:t xml:space="preserve">wget https://fengyi.tel/lxps </w:t>
+      </w:r>
+      <w:r>
+        <w:rPr>
+          <w:rFonts w:ascii="Aptos Narrow" w:hAnsi="Aptos Narrow"/>
+          <w:color w:val="70AD47" w:themeColor="accent6"/>
+        </w:rPr>
+        <w:t>-</w:t>
+      </w:r>
+      <w:r>
+        <w:rPr>
+          <w:rFonts w:ascii="Aptos Narrow" w:hAnsi="Aptos Narrow"/>
+          <w:color w:val="70AD47" w:themeColor="accent6"/>
+        </w:rPr>
+        <w:t>O</w:t>
       </w:r>
       <w:r>
         <w:rPr>
@@ -3341,21 +3172,12 @@
           <w:color w:val="70AD47" w:themeColor="accent6"/>
         </w:rPr>
       </w:pPr>
-      <w:proofErr w:type="spellStart"/>
-      <w:r>
-        <w:rPr>
-          <w:rFonts w:ascii="Aptos Narrow" w:hAnsi="Aptos Narrow"/>
-          <w:color w:val="70AD47" w:themeColor="accent6"/>
-        </w:rPr>
-        <w:t>iwr</w:t>
-      </w:r>
-      <w:proofErr w:type="spellEnd"/>
-      <w:r>
-        <w:rPr>
-          <w:rFonts w:ascii="Aptos Narrow" w:hAnsi="Aptos Narrow"/>
-          <w:color w:val="70AD47" w:themeColor="accent6"/>
-        </w:rPr>
-        <w:t xml:space="preserve"> https://fengyi.tel/lxps</w:t>
+      <w:r>
+        <w:rPr>
+          <w:rFonts w:ascii="Aptos Narrow" w:hAnsi="Aptos Narrow"/>
+          <w:color w:val="70AD47" w:themeColor="accent6"/>
+        </w:rPr>
+        <w:t>iwr https://fengyi.tel/lxps</w:t>
       </w:r>
       <w:r>
         <w:rPr>
@@ -3395,53 +3217,21 @@
           <w:rFonts w:ascii="Aptos Narrow" w:hAnsi="Aptos Narrow"/>
           <w:color w:val="70AD47" w:themeColor="accent6"/>
         </w:rPr>
-        <w:t>Invoke-</w:t>
-      </w:r>
-      <w:proofErr w:type="spellStart"/>
-      <w:r>
-        <w:rPr>
-          <w:rFonts w:ascii="Aptos Narrow" w:hAnsi="Aptos Narrow"/>
-          <w:color w:val="70AD47" w:themeColor="accent6"/>
-        </w:rPr>
-        <w:t>WebRequest</w:t>
-      </w:r>
-      <w:proofErr w:type="spellEnd"/>
-      <w:r>
-        <w:rPr>
-          <w:rFonts w:ascii="Aptos Narrow" w:hAnsi="Aptos Narrow"/>
-          <w:color w:val="70AD47" w:themeColor="accent6"/>
-        </w:rPr>
-        <w:t xml:space="preserve"> https://fengyi.tel/lxps </w:t>
-      </w:r>
-      <w:r>
-        <w:rPr>
-          <w:rFonts w:ascii="Aptos Narrow" w:hAnsi="Aptos Narrow"/>
-          <w:color w:val="70AD47" w:themeColor="accent6"/>
-        </w:rPr>
-        <w:t>-</w:t>
-      </w:r>
-      <w:proofErr w:type="spellStart"/>
-      <w:r>
-        <w:rPr>
-          <w:rFonts w:ascii="Aptos Narrow" w:hAnsi="Aptos Narrow"/>
-          <w:color w:val="70AD47" w:themeColor="accent6"/>
-        </w:rPr>
-        <w:t>o</w:t>
-      </w:r>
-      <w:r>
-        <w:rPr>
-          <w:rFonts w:ascii="Aptos Narrow" w:hAnsi="Aptos Narrow"/>
-          <w:color w:val="70AD47" w:themeColor="accent6"/>
-        </w:rPr>
-        <w:t>utFile</w:t>
-      </w:r>
-      <w:proofErr w:type="spellEnd"/>
-      <w:r>
-        <w:rPr>
-          <w:rFonts w:ascii="Aptos Narrow" w:hAnsi="Aptos Narrow"/>
-          <w:color w:val="70AD47" w:themeColor="accent6"/>
-        </w:rPr>
-        <w:t xml:space="preserve"> get.ps1</w:t>
+        <w:t xml:space="preserve">Invoke-WebRequest https://fengyi.tel/lxps </w:t>
+      </w:r>
+      <w:r>
+        <w:rPr>
+          <w:rFonts w:ascii="Aptos Narrow" w:hAnsi="Aptos Narrow"/>
+          <w:color w:val="70AD47" w:themeColor="accent6"/>
+        </w:rPr>
+        <w:t>-o</w:t>
+      </w:r>
+      <w:r>
+        <w:rPr>
+          <w:rFonts w:ascii="Aptos Narrow" w:hAnsi="Aptos Narrow"/>
+          <w:color w:val="70AD47" w:themeColor="accent6"/>
+        </w:rPr>
+        <w:t>utFile get.ps1</w:t>
       </w:r>
     </w:p>
     <w:p>
@@ -3468,21 +3258,7 @@
         <w:rPr>
           <w:rFonts w:ascii="Aptos Narrow" w:hAnsi="Aptos Narrow" w:hint="eastAsia"/>
         </w:rPr>
-        <w:t xml:space="preserve"> </w:t>
-      </w:r>
-      <w:proofErr w:type="spellStart"/>
-      <w:r>
-        <w:rPr>
-          <w:rFonts w:ascii="Aptos Narrow" w:hAnsi="Aptos Narrow" w:hint="eastAsia"/>
-        </w:rPr>
-        <w:t>Github</w:t>
-      </w:r>
-      <w:proofErr w:type="spellEnd"/>
-      <w:r>
-        <w:rPr>
-          <w:rFonts w:ascii="Aptos Narrow" w:hAnsi="Aptos Narrow" w:hint="eastAsia"/>
-        </w:rPr>
-        <w:t xml:space="preserve"> </w:t>
+        <w:t xml:space="preserve"> Github </w:t>
       </w:r>
       <w:r>
         <w:rPr>
@@ -3535,28 +3311,26 @@
           <w:color w:val="70AD47" w:themeColor="accent6"/>
         </w:rPr>
       </w:pPr>
-      <w:proofErr w:type="spellStart"/>
-      <w:r>
-        <w:rPr>
-          <w:rFonts w:ascii="Aptos Narrow" w:hAnsi="Aptos Narrow"/>
-          <w:color w:val="70AD47" w:themeColor="accent6"/>
-        </w:rPr>
-        <w:t>wget</w:t>
-      </w:r>
-      <w:proofErr w:type="spellEnd"/>
-      <w:r>
-        <w:rPr>
-          <w:rFonts w:ascii="Aptos Narrow" w:hAnsi="Aptos Narrow"/>
-          <w:color w:val="70AD47" w:themeColor="accent6"/>
-        </w:rPr>
-        <w:t xml:space="preserve"> https://github.com/ilikeyi/LXPs/raw/main/get.ps1 </w:t>
-      </w:r>
-      <w:r>
-        <w:rPr>
-          <w:rFonts w:ascii="Aptos Narrow" w:hAnsi="Aptos Narrow"/>
-          <w:color w:val="70AD47" w:themeColor="accent6"/>
-        </w:rPr>
-        <w:t>-o</w:t>
+      <w:r>
+        <w:rPr>
+          <w:rFonts w:ascii="Aptos Narrow" w:hAnsi="Aptos Narrow"/>
+          <w:color w:val="70AD47" w:themeColor="accent6"/>
+        </w:rPr>
+        <w:t xml:space="preserve">wget https://github.com/ilikeyi/LXPs/raw/main/get.ps1 </w:t>
+      </w:r>
+      <w:r>
+        <w:rPr>
+          <w:rFonts w:ascii="Aptos Narrow" w:hAnsi="Aptos Narrow"/>
+          <w:color w:val="70AD47" w:themeColor="accent6"/>
+        </w:rPr>
+        <w:t>-</w:t>
+      </w:r>
+      <w:r>
+        <w:rPr>
+          <w:rFonts w:ascii="Aptos Narrow" w:hAnsi="Aptos Narrow"/>
+          <w:color w:val="70AD47" w:themeColor="accent6"/>
+        </w:rPr>
+        <w:t>O</w:t>
       </w:r>
       <w:r>
         <w:rPr>
@@ -3577,21 +3351,12 @@
           <w:color w:val="70AD47" w:themeColor="accent6"/>
         </w:rPr>
       </w:pPr>
-      <w:proofErr w:type="spellStart"/>
-      <w:r>
-        <w:rPr>
-          <w:rFonts w:ascii="Aptos Narrow" w:hAnsi="Aptos Narrow"/>
-          <w:color w:val="70AD47" w:themeColor="accent6"/>
-        </w:rPr>
-        <w:t>iwr</w:t>
-      </w:r>
-      <w:proofErr w:type="spellEnd"/>
-      <w:r>
-        <w:rPr>
-          <w:rFonts w:ascii="Aptos Narrow" w:hAnsi="Aptos Narrow"/>
-          <w:color w:val="70AD47" w:themeColor="accent6"/>
-        </w:rPr>
-        <w:t xml:space="preserve"> https://github.com/ilikeyi/LXPs/raw/main/get.ps1</w:t>
+      <w:r>
+        <w:rPr>
+          <w:rFonts w:ascii="Aptos Narrow" w:hAnsi="Aptos Narrow"/>
+          <w:color w:val="70AD47" w:themeColor="accent6"/>
+        </w:rPr>
+        <w:t>iwr https://github.com/ilikeyi/LXPs/raw/main/get.ps1</w:t>
       </w:r>
       <w:r>
         <w:rPr>
@@ -3631,53 +3396,21 @@
           <w:rFonts w:ascii="Aptos Narrow" w:hAnsi="Aptos Narrow"/>
           <w:color w:val="70AD47" w:themeColor="accent6"/>
         </w:rPr>
-        <w:t>Invoke-</w:t>
-      </w:r>
-      <w:proofErr w:type="spellStart"/>
-      <w:r>
-        <w:rPr>
-          <w:rFonts w:ascii="Aptos Narrow" w:hAnsi="Aptos Narrow"/>
-          <w:color w:val="70AD47" w:themeColor="accent6"/>
-        </w:rPr>
-        <w:t>WebRequest</w:t>
-      </w:r>
-      <w:proofErr w:type="spellEnd"/>
-      <w:r>
-        <w:rPr>
-          <w:rFonts w:ascii="Aptos Narrow" w:hAnsi="Aptos Narrow"/>
-          <w:color w:val="70AD47" w:themeColor="accent6"/>
-        </w:rPr>
-        <w:t xml:space="preserve"> https://github.com/ilikeyi/LXPs/raw/main/get.ps1 </w:t>
-      </w:r>
-      <w:r>
-        <w:rPr>
-          <w:rFonts w:ascii="Aptos Narrow" w:hAnsi="Aptos Narrow"/>
-          <w:color w:val="70AD47" w:themeColor="accent6"/>
-        </w:rPr>
-        <w:t>-</w:t>
-      </w:r>
-      <w:proofErr w:type="spellStart"/>
-      <w:r>
-        <w:rPr>
-          <w:rFonts w:ascii="Aptos Narrow" w:hAnsi="Aptos Narrow"/>
-          <w:color w:val="70AD47" w:themeColor="accent6"/>
-        </w:rPr>
-        <w:t>o</w:t>
-      </w:r>
-      <w:r>
-        <w:rPr>
-          <w:rFonts w:ascii="Aptos Narrow" w:hAnsi="Aptos Narrow"/>
-          <w:color w:val="70AD47" w:themeColor="accent6"/>
-        </w:rPr>
-        <w:t>utFile</w:t>
-      </w:r>
-      <w:proofErr w:type="spellEnd"/>
-      <w:r>
-        <w:rPr>
-          <w:rFonts w:ascii="Aptos Narrow" w:hAnsi="Aptos Narrow"/>
-          <w:color w:val="70AD47" w:themeColor="accent6"/>
-        </w:rPr>
-        <w:t xml:space="preserve"> get.ps1</w:t>
+        <w:t xml:space="preserve">Invoke-WebRequest https://github.com/ilikeyi/LXPs/raw/main/get.ps1 </w:t>
+      </w:r>
+      <w:r>
+        <w:rPr>
+          <w:rFonts w:ascii="Aptos Narrow" w:hAnsi="Aptos Narrow"/>
+          <w:color w:val="70AD47" w:themeColor="accent6"/>
+        </w:rPr>
+        <w:t>-o</w:t>
+      </w:r>
+      <w:r>
+        <w:rPr>
+          <w:rFonts w:ascii="Aptos Narrow" w:hAnsi="Aptos Narrow"/>
+          <w:color w:val="70AD47" w:themeColor="accent6"/>
+        </w:rPr>
+        <w:t>utFile get.ps1</w:t>
       </w:r>
     </w:p>
     <w:p>
@@ -3834,17 +3567,8 @@
           <w:rFonts w:ascii="Aptos Narrow" w:hAnsi="Aptos Narrow"/>
           <w:color w:val="70AD47" w:themeColor="accent6"/>
         </w:rPr>
-        <w:t>-</w:t>
-      </w:r>
-      <w:proofErr w:type="spellStart"/>
-      <w:r>
-        <w:rPr>
-          <w:rFonts w:ascii="Aptos Narrow" w:hAnsi="Aptos Narrow"/>
-          <w:color w:val="70AD47" w:themeColor="accent6"/>
-        </w:rPr>
-        <w:t>Cus</w:t>
-      </w:r>
-      <w:proofErr w:type="spellEnd"/>
+        <w:t>-Cus</w:t>
+      </w:r>
       <w:r>
         <w:rPr>
           <w:rFonts w:ascii="Aptos Narrow" w:hAnsi="Aptos Narrow"/>
@@ -3910,23 +3634,7 @@
           <w:rFonts w:ascii="Aptos Narrow" w:hAnsi="Aptos Narrow"/>
           <w:color w:val="70AD47" w:themeColor="accent6"/>
         </w:rPr>
-        <w:t>"</w:t>
-      </w:r>
-      <w:proofErr w:type="spellStart"/>
-      <w:r>
-        <w:rPr>
-          <w:rFonts w:ascii="Aptos Narrow" w:hAnsi="Aptos Narrow"/>
-          <w:color w:val="70AD47" w:themeColor="accent6"/>
-        </w:rPr>
-        <w:t>AutoSelectDisk</w:t>
-      </w:r>
-      <w:proofErr w:type="spellEnd"/>
-      <w:r>
-        <w:rPr>
-          <w:rFonts w:ascii="Aptos Narrow" w:hAnsi="Aptos Narrow"/>
-          <w:color w:val="70AD47" w:themeColor="accent6"/>
-        </w:rPr>
-        <w:t>"</w:t>
+        <w:t>"AutoSelectDisk"</w:t>
       </w:r>
       <w:r>
         <w:rPr>
@@ -4018,17 +3726,8 @@
           <w:rFonts w:ascii="Aptos Narrow" w:hAnsi="Aptos Narrow"/>
           <w:color w:val="70AD47" w:themeColor="accent6"/>
         </w:rPr>
-        <w:t>-</w:t>
-      </w:r>
-      <w:proofErr w:type="spellStart"/>
-      <w:r>
-        <w:rPr>
-          <w:rFonts w:ascii="Aptos Narrow" w:hAnsi="Aptos Narrow"/>
-          <w:color w:val="70AD47" w:themeColor="accent6"/>
-        </w:rPr>
-        <w:t>GoTo</w:t>
-      </w:r>
-      <w:proofErr w:type="spellEnd"/>
+        <w:t>-GoTo</w:t>
+      </w:r>
       <w:r>
         <w:rPr>
           <w:rFonts w:ascii="Aptos Narrow" w:hAnsi="Aptos Narrow"/>
@@ -4208,39 +3907,7 @@
           <w:rFonts w:ascii="Aptos Narrow" w:hAnsi="Aptos Narrow"/>
           <w:color w:val="70AD47" w:themeColor="accent6"/>
         </w:rPr>
-        <w:t>.\get.ps1 -To "</w:t>
-      </w:r>
-      <w:proofErr w:type="spellStart"/>
-      <w:r>
-        <w:rPr>
-          <w:rFonts w:ascii="Aptos Narrow" w:hAnsi="Aptos Narrow"/>
-          <w:color w:val="70AD47" w:themeColor="accent6"/>
-        </w:rPr>
-        <w:t>AutoSelectDisk</w:t>
-      </w:r>
-      <w:proofErr w:type="spellEnd"/>
-      <w:r>
-        <w:rPr>
-          <w:rFonts w:ascii="Aptos Narrow" w:hAnsi="Aptos Narrow"/>
-          <w:color w:val="70AD47" w:themeColor="accent6"/>
-        </w:rPr>
-        <w:t>" -</w:t>
-      </w:r>
-      <w:proofErr w:type="spellStart"/>
-      <w:r>
-        <w:rPr>
-          <w:rFonts w:ascii="Aptos Narrow" w:hAnsi="Aptos Narrow"/>
-          <w:color w:val="70AD47" w:themeColor="accent6"/>
-        </w:rPr>
-        <w:t>GoTo</w:t>
-      </w:r>
-      <w:proofErr w:type="spellEnd"/>
-      <w:r>
-        <w:rPr>
-          <w:rFonts w:ascii="Aptos Narrow" w:hAnsi="Aptos Narrow"/>
-          <w:color w:val="70AD47" w:themeColor="accent6"/>
-        </w:rPr>
-        <w:t xml:space="preserve"> "</w:t>
+        <w:t>.\get.ps1 -To "AutoSelectDisk" -GoTo "</w:t>
       </w:r>
       <w:r>
         <w:rPr>
@@ -4491,7 +4158,7 @@
           <w:szCs w:val="24"/>
         </w:rPr>
         <w:drawing>
-          <wp:anchor distT="0" distB="0" distL="114300" distR="114300" simplePos="0" relativeHeight="251663360" behindDoc="1" locked="0" layoutInCell="1" allowOverlap="1" wp14:anchorId="2370658F" wp14:editId="3A634502">
+          <wp:anchor distT="0" distB="0" distL="114300" distR="114300" simplePos="0" relativeHeight="251663360" behindDoc="1" locked="0" layoutInCell="1" allowOverlap="1" wp14:anchorId="2370658F" wp14:editId="1ED85D30">
             <wp:simplePos x="0" y="0"/>
             <wp:positionH relativeFrom="column">
               <wp:posOffset>0</wp:posOffset>
@@ -4617,7 +4284,6 @@
         </w:rPr>
         <w:t>Yi</w:t>
       </w:r>
-      <w:proofErr w:type="gramStart"/>
       <w:r>
         <w:rPr>
           <w:rFonts w:ascii="Aptos Narrow" w:hAnsi="Aptos Narrow"/>
@@ -4625,7 +4291,6 @@
         </w:rPr>
         <w:t>’</w:t>
       </w:r>
-      <w:proofErr w:type="gramEnd"/>
       <w:r>
         <w:rPr>
           <w:rFonts w:ascii="Aptos Narrow" w:hAnsi="Aptos Narrow" w:hint="eastAsia"/>
@@ -4661,19 +4326,11 @@
           <w:rFonts w:ascii="Aptos Narrow" w:hAnsi="Aptos Narrow"/>
         </w:rPr>
       </w:pPr>
-      <w:proofErr w:type="spellStart"/>
-      <w:r>
-        <w:rPr>
-          <w:rFonts w:ascii="Aptos Narrow" w:hAnsi="Aptos Narrow" w:hint="eastAsia"/>
-        </w:rPr>
-        <w:t>Github</w:t>
-      </w:r>
-      <w:proofErr w:type="spellEnd"/>
-      <w:r>
-        <w:rPr>
-          <w:rFonts w:ascii="Aptos Narrow" w:hAnsi="Aptos Narrow" w:hint="eastAsia"/>
-        </w:rPr>
-        <w:t xml:space="preserve"> | </w:t>
+      <w:r>
+        <w:rPr>
+          <w:rFonts w:ascii="Aptos Narrow" w:hAnsi="Aptos Narrow" w:hint="eastAsia"/>
+        </w:rPr>
+        <w:t xml:space="preserve">Github | </w:t>
       </w:r>
       <w:hyperlink r:id="rId15" w:history="1">
         <w:r>
@@ -7494,7 +7151,6 @@
   <w:style w:type="character" w:default="1" w:styleId="DefaultParagraphFont">
     <w:name w:val="Default Paragraph Font"/>
     <w:uiPriority w:val="1"/>
-    <w:semiHidden/>
     <w:unhideWhenUsed/>
   </w:style>
   <w:style w:type="table" w:default="1" w:styleId="TableNormal">
